--- a/AiMitra_Documentation.docx
+++ b/AiMitra_Documentation.docx
@@ -570,7 +570,7 @@
           <w:color w:val="1F2937"/>
           <w:sz w:val="22"/>
         </w:rPr>
-        <w:t>AI Providers &amp; Models</w:t>
+        <w:t>AI Providers &amp; Models (Live Auto-fetch)</w:t>
       </w:r>
     </w:p>
     <w:p>
@@ -595,6 +595,102 @@
           <w:sz w:val="22"/>
         </w:rPr>
         <w:t>Architecture &amp; Data Flow</w:t>
+      </w:r>
+    </w:p>
+    <w:p>
+      <w:pPr>
+        <w:spacing w:after="20"/>
+        <w:ind w:left="576"/>
+      </w:pPr>
+      <w:r>
+        <w:rPr>
+          <w:rFonts w:ascii="Calibri" w:hAnsi="Calibri"/>
+          <w:b w:val="0"/>
+          <w:color w:val="6B7280"/>
+          <w:sz w:val="20"/>
+        </w:rPr>
+        <w:t xml:space="preserve">  10.1  </w:t>
+      </w:r>
+      <w:r>
+        <w:rPr>
+          <w:rFonts w:ascii="Calibri" w:hAnsi="Calibri"/>
+          <w:b w:val="0"/>
+          <w:color w:val="6B7280"/>
+          <w:sz w:val="20"/>
+        </w:rPr>
+        <w:t>API Endpoints</w:t>
+      </w:r>
+    </w:p>
+    <w:p>
+      <w:pPr>
+        <w:spacing w:after="20"/>
+        <w:ind w:left="576"/>
+      </w:pPr>
+      <w:r>
+        <w:rPr>
+          <w:rFonts w:ascii="Calibri" w:hAnsi="Calibri"/>
+          <w:b w:val="0"/>
+          <w:color w:val="6B7280"/>
+          <w:sz w:val="20"/>
+        </w:rPr>
+        <w:t xml:space="preserve">  10.2  </w:t>
+      </w:r>
+      <w:r>
+        <w:rPr>
+          <w:rFonts w:ascii="Calibri" w:hAnsi="Calibri"/>
+          <w:b w:val="0"/>
+          <w:color w:val="6B7280"/>
+          <w:sz w:val="20"/>
+        </w:rPr>
+        <w:t>Model Auto-fetch Flow</w:t>
+      </w:r>
+    </w:p>
+    <w:p>
+      <w:pPr>
+        <w:spacing w:after="20"/>
+        <w:ind w:left="576"/>
+      </w:pPr>
+      <w:r>
+        <w:rPr>
+          <w:rFonts w:ascii="Calibri" w:hAnsi="Calibri"/>
+          <w:b w:val="0"/>
+          <w:color w:val="6B7280"/>
+          <w:sz w:val="20"/>
+        </w:rPr>
+        <w:t xml:space="preserve">  10.3  </w:t>
+      </w:r>
+      <w:r>
+        <w:rPr>
+          <w:rFonts w:ascii="Calibri" w:hAnsi="Calibri"/>
+          <w:b w:val="0"/>
+          <w:color w:val="6B7280"/>
+          <w:sz w:val="20"/>
+        </w:rPr>
+        <w:t>Chat Request Flows (Non-Streaming &amp; Streaming)</w:t>
+      </w:r>
+    </w:p>
+    <w:p>
+      <w:pPr>
+        <w:spacing w:after="20"/>
+        <w:ind w:left="576"/>
+      </w:pPr>
+      <w:r>
+        <w:rPr>
+          <w:rFonts w:ascii="Calibri" w:hAnsi="Calibri"/>
+          <w:b w:val="0"/>
+          <w:color w:val="6B7280"/>
+          <w:sz w:val="20"/>
+        </w:rPr>
+        <w:t xml:space="preserve">  10.4  </w:t>
+      </w:r>
+      <w:r>
+        <w:rPr>
+          <w:rFonts w:ascii="Calibri" w:hAnsi="Calibri"/>
+          <w:b w:val="0"/>
+          <w:color w:val="6B7280"/>
+          <w:sz w:val="20"/>
+        </w:rPr>
+        <w:t>Security Design &amp; Deployment</w:t>
       </w:r>
     </w:p>
     <w:p>
@@ -1014,7 +1110,7 @@
           <w:color w:val="1F2937"/>
           <w:sz w:val="20"/>
         </w:rPr>
-        <w:t>AiMitra supports 13 AI providers (OpenAI, Anthropic, Google Gemini, Groq, Mistral, DeepSeek, xAI/Grok, Together AI, Perplexity, Cerebras, OpenRouter, Fireworks AI, Cohere) and 50+ individual models. API keys are entered by the user, stored in localStorage, and forwarded per-request. They are never stored on the server. All providers support both streaming (SSE) and non-streaming modes.</w:t>
+        <w:t>AiMitra supports 13 AI providers (OpenAI, Anthropic, Google Gemini, Groq, Mistral, DeepSeek, xAI/Grok, Together AI, Perplexity, Cerebras, OpenRouter, Fireworks AI, Cohere) and 50+ individual models. API keys are entered by the user, stored in localStorage, and forwarded per-request. They are never stored on the server. All providers support both streaming (SSE) and non-streaming modes. When an API key is set, the model list is fetched live from each provider's own models API (e.g. GET /v1/models for OpenAI-compatible providers, Anthropic's /v1/models, Gemini's /v1beta/models) so the dropdown always reflects the latest available models — not a stale hardcoded list.</w:t>
       </w:r>
     </w:p>
     <w:p>
@@ -1289,6 +1385,34 @@
           <w:sz w:val="20"/>
         </w:rPr>
         <w:t>A floating tab on the sidebar border lets users hide or show the sidebar on desktop with one click or Ctrl+/. Maximises screen space for the chat/tool area without losing sidebar access.</w:t>
+      </w:r>
+    </w:p>
+    <w:p>
+      <w:pPr>
+        <w:spacing w:before="100" w:after="20"/>
+      </w:pPr>
+      <w:r>
+        <w:rPr>
+          <w:rFonts w:ascii="Calibri" w:hAnsi="Calibri"/>
+          <w:b/>
+          <w:color w:val="F59E0B"/>
+          <w:sz w:val="22"/>
+        </w:rPr>
+        <w:t>* Live Model Auto-fetch</w:t>
+      </w:r>
+    </w:p>
+    <w:p>
+      <w:pPr>
+        <w:spacing w:after="80"/>
+      </w:pPr>
+      <w:r>
+        <w:rPr>
+          <w:rFonts w:ascii="Calibri" w:hAnsi="Calibri"/>
+          <w:i w:val="0"/>
+          <w:color w:val="1F2937"/>
+          <w:sz w:val="20"/>
+        </w:rPr>
+        <w:t>When an API key is entered, AiMitra calls the provider's own model listing API (/v1/models for OpenAI-compatible providers, Anthropic's /v1/models, Gemini's /v1beta/models) and populates the model dropdown with the real-time list. Results are cached in localStorage for 1 hour to avoid redundant API calls. A '⚡ live' badge shows when the list is live; a refresh button (↺) lets users force-update at any time. Falls back to the built-in static list if the provider is unreachable.</w:t>
       </w:r>
     </w:p>
     <w:p>
@@ -1880,7 +2004,7 @@
           <w:color w:val="1F2937"/>
           <w:sz w:val="20"/>
         </w:rPr>
-        <w:t>Select any model from the chosen provider's list.</w:t>
+        <w:t>Select any model from the chosen provider's list. When an API key is entered, AiMitra fetches the live model list directly from the provider's API (cached 1 hour). A green '⚡ live' badge confirms live data; a refresh button forces an immediate update.</w:t>
       </w:r>
     </w:p>
     <w:p>
@@ -7735,6 +7859,196 @@
           <w:color w:val="F59E0B"/>
           <w:sz w:val="26"/>
         </w:rPr>
+        <w:t>API Endpoints</w:t>
+      </w:r>
+    </w:p>
+    <w:p>
+      <w:pPr>
+        <w:spacing w:after="40"/>
+        <w:ind w:left="432"/>
+      </w:pPr>
+      <w:r>
+        <w:rPr>
+          <w:rFonts w:ascii="Courier New" w:hAnsi="Courier New"/>
+          <w:b/>
+          <w:color w:val="A78BFA"/>
+          <w:sz w:val="19"/>
+        </w:rPr>
+        <w:t xml:space="preserve">POST /api/chat:  </w:t>
+      </w:r>
+      <w:r>
+        <w:rPr>
+          <w:color w:val="1F2937"/>
+          <w:sz w:val="19"/>
+        </w:rPr>
+        <w:t>Non-streaming chat — returns full response as JSON {response, mode}</w:t>
+      </w:r>
+    </w:p>
+    <w:p>
+      <w:pPr>
+        <w:spacing w:after="40"/>
+        <w:ind w:left="432"/>
+      </w:pPr>
+      <w:r>
+        <w:rPr>
+          <w:rFonts w:ascii="Courier New" w:hAnsi="Courier New"/>
+          <w:b/>
+          <w:color w:val="A78BFA"/>
+          <w:sz w:val="19"/>
+        </w:rPr>
+        <w:t xml:space="preserve">POST /api/chat/stream:  </w:t>
+      </w:r>
+      <w:r>
+        <w:rPr>
+          <w:color w:val="1F2937"/>
+          <w:sz w:val="19"/>
+        </w:rPr>
+        <w:t>Streaming chat — returns SSE tokens as data:{chunk} events</w:t>
+      </w:r>
+    </w:p>
+    <w:p>
+      <w:pPr>
+        <w:spacing w:after="40"/>
+        <w:ind w:left="432"/>
+      </w:pPr>
+      <w:r>
+        <w:rPr>
+          <w:rFonts w:ascii="Courier New" w:hAnsi="Courier New"/>
+          <w:b/>
+          <w:color w:val="A78BFA"/>
+          <w:sz w:val="19"/>
+        </w:rPr>
+        <w:t xml:space="preserve">GET /api/models:  </w:t>
+      </w:r>
+      <w:r>
+        <w:rPr>
+          <w:color w:val="1F2937"/>
+          <w:sz w:val="19"/>
+        </w:rPr>
+        <w:t>Live model list — fetches available models from the provider's API using the supplied api_key. Supports all 13 providers. Returns {models:[{id,name,provider,logoProvider}], source:'live'} or {source:'error'} on failure.</w:t>
+      </w:r>
+    </w:p>
+    <w:p>
+      <w:pPr>
+        <w:spacing w:after="40"/>
+        <w:ind w:left="432"/>
+      </w:pPr>
+      <w:r>
+        <w:rPr>
+          <w:rFonts w:ascii="Courier New" w:hAnsi="Courier New"/>
+          <w:b/>
+          <w:color w:val="A78BFA"/>
+          <w:sz w:val="19"/>
+        </w:rPr>
+        <w:t xml:space="preserve">GET /api/health:  </w:t>
+      </w:r>
+      <w:r>
+        <w:rPr>
+          <w:color w:val="1F2937"/>
+          <w:sz w:val="19"/>
+        </w:rPr>
+        <w:t>Health check — returns service status and version</w:t>
+      </w:r>
+    </w:p>
+    <w:p>
+      <w:pPr>
+        <w:spacing w:after="40"/>
+        <w:ind w:left="432"/>
+      </w:pPr>
+      <w:r>
+        <w:rPr>
+          <w:rFonts w:ascii="Courier New" w:hAnsi="Courier New"/>
+          <w:b/>
+          <w:color w:val="A78BFA"/>
+          <w:sz w:val="19"/>
+        </w:rPr>
+        <w:t xml:space="preserve">GET /api/capabilities:  </w:t>
+      </w:r>
+      <w:r>
+        <w:rPr>
+          <w:color w:val="1F2937"/>
+          <w:sz w:val="19"/>
+        </w:rPr>
+        <w:t>Lists all supported capability modes</w:t>
+      </w:r>
+    </w:p>
+    <w:p>
+      <w:pPr>
+        <w:spacing w:after="40"/>
+        <w:ind w:left="432"/>
+      </w:pPr>
+      <w:r>
+        <w:rPr>
+          <w:rFonts w:ascii="Courier New" w:hAnsi="Courier New"/>
+          <w:b/>
+          <w:color w:val="A78BFA"/>
+          <w:sz w:val="19"/>
+        </w:rPr>
+        <w:t xml:space="preserve">POST /api/jira/*:  </w:t>
+      </w:r>
+      <w:r>
+        <w:rPr>
+          <w:color w:val="1F2937"/>
+          <w:sz w:val="19"/>
+        </w:rPr>
+        <w:t>JIRA integration endpoints (create, search, comment, etc.)</w:t>
+      </w:r>
+    </w:p>
+    <w:p>
+      <w:pPr>
+        <w:spacing w:after="40"/>
+        <w:ind w:left="432"/>
+      </w:pPr>
+      <w:r>
+        <w:rPr>
+          <w:rFonts w:ascii="Courier New" w:hAnsi="Courier New"/>
+          <w:b/>
+          <w:color w:val="A78BFA"/>
+          <w:sz w:val="19"/>
+        </w:rPr>
+        <w:t xml:space="preserve">POST /api/analyze:  </w:t>
+      </w:r>
+      <w:r>
+        <w:rPr>
+          <w:color w:val="1F2937"/>
+          <w:sz w:val="19"/>
+        </w:rPr>
+        <w:t>Screenshot / issue analyzer</w:t>
+      </w:r>
+    </w:p>
+    <w:p>
+      <w:pPr>
+        <w:spacing w:after="40"/>
+        <w:ind w:left="432"/>
+      </w:pPr>
+      <w:r>
+        <w:rPr>
+          <w:rFonts w:ascii="Courier New" w:hAnsi="Courier New"/>
+          <w:b/>
+          <w:color w:val="A78BFA"/>
+          <w:sz w:val="19"/>
+        </w:rPr>
+        <w:t xml:space="preserve">POST /api/report:  </w:t>
+      </w:r>
+      <w:r>
+        <w:rPr>
+          <w:color w:val="1F2937"/>
+          <w:sz w:val="19"/>
+        </w:rPr>
+        <w:t>Bug report submission</w:t>
+      </w:r>
+    </w:p>
+    <w:p>
+      <w:pPr>
+        <w:spacing w:before="160" w:after="40"/>
+      </w:pPr>
+      <w:r>
+        <w:rPr>
+          <w:rFonts w:ascii="Calibri" w:hAnsi="Calibri"/>
+          <w:b/>
+          <w:color w:val="F59E0B"/>
+          <w:sz w:val="26"/>
+        </w:rPr>
         <w:t>Request Flow — Non-Streaming</w:t>
       </w:r>
     </w:p>
@@ -7883,6 +8197,188 @@
           <w:sz w:val="20"/>
         </w:rPr>
         <w:t>Response text is returned to FastAPI -&gt; JSON response to React -&gt; rendered as markdown</w:t>
+      </w:r>
+    </w:p>
+    <w:p>
+      <w:pPr>
+        <w:spacing w:before="160" w:after="40"/>
+      </w:pPr>
+      <w:r>
+        <w:rPr>
+          <w:rFonts w:ascii="Calibri" w:hAnsi="Calibri"/>
+          <w:b/>
+          <w:color w:val="F59E0B"/>
+          <w:sz w:val="26"/>
+        </w:rPr>
+        <w:t>Model Auto-fetch Flow</w:t>
+      </w:r>
+    </w:p>
+    <w:p>
+      <w:pPr>
+        <w:spacing w:after="60"/>
+        <w:ind w:left="432"/>
+      </w:pPr>
+      <w:r>
+        <w:rPr>
+          <w:b/>
+          <w:color w:val="A78BFA"/>
+          <w:sz w:val="20"/>
+        </w:rPr>
+        <w:t xml:space="preserve">1.  </w:t>
+      </w:r>
+      <w:r>
+        <w:rPr>
+          <w:color w:val="1F2937"/>
+          <w:sz w:val="20"/>
+        </w:rPr>
+        <w:t>User enters API key in the sidebar</w:t>
+      </w:r>
+    </w:p>
+    <w:p>
+      <w:pPr>
+        <w:spacing w:after="60"/>
+        <w:ind w:left="432"/>
+      </w:pPr>
+      <w:r>
+        <w:rPr>
+          <w:b/>
+          <w:color w:val="A78BFA"/>
+          <w:sz w:val="20"/>
+        </w:rPr>
+        <w:t xml:space="preserve">2.  </w:t>
+      </w:r>
+      <w:r>
+        <w:rPr>
+          <w:color w:val="1F2937"/>
+          <w:sz w:val="20"/>
+        </w:rPr>
+        <w:t>useModels hook checks localStorage cache (TTL: 1 hour)</w:t>
+      </w:r>
+    </w:p>
+    <w:p>
+      <w:pPr>
+        <w:spacing w:after="60"/>
+        <w:ind w:left="432"/>
+      </w:pPr>
+      <w:r>
+        <w:rPr>
+          <w:b/>
+          <w:color w:val="A78BFA"/>
+          <w:sz w:val="20"/>
+        </w:rPr>
+        <w:t xml:space="preserve">3.  </w:t>
+      </w:r>
+      <w:r>
+        <w:rPr>
+          <w:color w:val="1F2937"/>
+          <w:sz w:val="20"/>
+        </w:rPr>
+        <w:t>If cache miss or force-refresh: React calls GET /api/models?provider=X&amp;api_key=Y</w:t>
+      </w:r>
+    </w:p>
+    <w:p>
+      <w:pPr>
+        <w:spacing w:after="60"/>
+        <w:ind w:left="432"/>
+      </w:pPr>
+      <w:r>
+        <w:rPr>
+          <w:b/>
+          <w:color w:val="A78BFA"/>
+          <w:sz w:val="20"/>
+        </w:rPr>
+        <w:t xml:space="preserve">4.  </w:t>
+      </w:r>
+      <w:r>
+        <w:rPr>
+          <w:color w:val="1F2937"/>
+          <w:sz w:val="20"/>
+        </w:rPr>
+        <w:t>FastAPI routes/models.py calls the provider's model listing API (e.g. GET /v1/models)</w:t>
+      </w:r>
+    </w:p>
+    <w:p>
+      <w:pPr>
+        <w:spacing w:after="60"/>
+        <w:ind w:left="432"/>
+      </w:pPr>
+      <w:r>
+        <w:rPr>
+          <w:b/>
+          <w:color w:val="A78BFA"/>
+          <w:sz w:val="20"/>
+        </w:rPr>
+        <w:t xml:space="preserve">5.  </w:t>
+      </w:r>
+      <w:r>
+        <w:rPr>
+          <w:color w:val="1F2937"/>
+          <w:sz w:val="20"/>
+        </w:rPr>
+        <w:t>Response is normalised to [{id, name, provider, logoProvider}] and returned</w:t>
+      </w:r>
+    </w:p>
+    <w:p>
+      <w:pPr>
+        <w:spacing w:after="60"/>
+        <w:ind w:left="432"/>
+      </w:pPr>
+      <w:r>
+        <w:rPr>
+          <w:b/>
+          <w:color w:val="A78BFA"/>
+          <w:sz w:val="20"/>
+        </w:rPr>
+        <w:t xml:space="preserve">6.  </w:t>
+      </w:r>
+      <w:r>
+        <w:rPr>
+          <w:color w:val="1F2937"/>
+          <w:sz w:val="20"/>
+        </w:rPr>
+        <w:t>Frontend caches result in localStorage and populates the model dropdown</w:t>
+      </w:r>
+    </w:p>
+    <w:p>
+      <w:pPr>
+        <w:spacing w:after="60"/>
+        <w:ind w:left="432"/>
+      </w:pPr>
+      <w:r>
+        <w:rPr>
+          <w:b/>
+          <w:color w:val="A78BFA"/>
+          <w:sz w:val="20"/>
+        </w:rPr>
+        <w:t xml:space="preserve">7.  </w:t>
+      </w:r>
+      <w:r>
+        <w:rPr>
+          <w:color w:val="1F2937"/>
+          <w:sz w:val="20"/>
+        </w:rPr>
+        <w:t>A green '⚡ live' badge confirms the list came from the provider's live API</w:t>
+      </w:r>
+    </w:p>
+    <w:p>
+      <w:pPr>
+        <w:spacing w:after="60"/>
+        <w:ind w:left="432"/>
+      </w:pPr>
+      <w:r>
+        <w:rPr>
+          <w:b/>
+          <w:color w:val="A78BFA"/>
+          <w:sz w:val="20"/>
+        </w:rPr>
+        <w:t xml:space="preserve">8.  </w:t>
+      </w:r>
+      <w:r>
+        <w:rPr>
+          <w:color w:val="1F2937"/>
+          <w:sz w:val="20"/>
+        </w:rPr>
+        <w:t>Falls back to the built-in static list if the provider returns an error</w:t>
       </w:r>
     </w:p>
     <w:p>
